--- a/docs/change_requests/Sentinel Nexus ATE Change Request.docx
+++ b/docs/change_requests/Sentinel Nexus ATE Change Request.docx
@@ -10,6 +10,46 @@
       </w:pPr>
       <w:r>
         <w:rPr>
+          <w:rFonts w:ascii="Cambria" w:hAnsi="Cambria"/>
+        </w:rPr>
+        <w:drawing>
+          <wp:inline distT="0" distB="0" distL="0" distR="0" wp14:anchorId="5D2B307B" wp14:editId="445E832E">
+            <wp:extent cx="1714739" cy="1857634"/>
+            <wp:effectExtent l="0" t="0" r="0" b="9525"/>
+            <wp:docPr id="865324754" name="Picture 1"/>
+            <wp:cNvGraphicFramePr>
+              <a:graphicFrameLocks xmlns:a="http://schemas.openxmlformats.org/drawingml/2006/main" noChangeAspect="1"/>
+            </wp:cNvGraphicFramePr>
+            <a:graphic xmlns:a="http://schemas.openxmlformats.org/drawingml/2006/main">
+              <a:graphicData uri="http://schemas.openxmlformats.org/drawingml/2006/picture">
+                <pic:pic xmlns:pic="http://schemas.openxmlformats.org/drawingml/2006/picture">
+                  <pic:nvPicPr>
+                    <pic:cNvPr id="865324754" name=""/>
+                    <pic:cNvPicPr/>
+                  </pic:nvPicPr>
+                  <pic:blipFill>
+                    <a:blip r:embed="rId4"/>
+                    <a:stretch>
+                      <a:fillRect/>
+                    </a:stretch>
+                  </pic:blipFill>
+                  <pic:spPr>
+                    <a:xfrm>
+                      <a:off x="0" y="0"/>
+                      <a:ext cx="1714739" cy="1857634"/>
+                    </a:xfrm>
+                    <a:prstGeom prst="rect">
+                      <a:avLst/>
+                    </a:prstGeom>
+                  </pic:spPr>
+                </pic:pic>
+              </a:graphicData>
+            </a:graphic>
+          </wp:inline>
+        </w:drawing>
+      </w:r>
+      <w:r>
+        <w:rPr>
           <w:rFonts w:ascii="Cambria" w:hAnsi="Cambria" w:cs="Tahoma"/>
           <w:b/>
           <w:bCs/>
@@ -19,7 +59,7 @@
           <w:lang w:val="en-GB" w:eastAsia="en-GB"/>
         </w:rPr>
         <w:drawing>
-          <wp:anchor distT="0" distB="0" distL="114300" distR="114300" simplePos="0" relativeHeight="251659264" behindDoc="1" locked="0" layoutInCell="1" allowOverlap="1" wp14:anchorId="68A8C1E3" wp14:editId="54BD4F66">
+          <wp:anchor distT="0" distB="0" distL="114300" distR="114300" simplePos="0" relativeHeight="251659264" behindDoc="1" locked="0" layoutInCell="1" allowOverlap="1" wp14:anchorId="68A8C1E3" wp14:editId="39DEF644">
             <wp:simplePos x="0" y="0"/>
             <wp:positionH relativeFrom="page">
               <wp:posOffset>0</wp:posOffset>
@@ -44,7 +84,7 @@
                     </pic:cNvPicPr>
                   </pic:nvPicPr>
                   <pic:blipFill>
-                    <a:blip r:embed="rId4" cstate="print">
+                    <a:blip r:embed="rId5" cstate="print">
                       <a:extLst>
                         <a:ext uri="{28A0092B-C50C-407E-A947-70E740481C1C}">
                           <a14:useLocalDpi xmlns:a14="http://schemas.microsoft.com/office/drawing/2010/main" val="0"/>
@@ -82,21 +122,6 @@
         </w:drawing>
       </w:r>
     </w:p>
-    <w:p>
-      <w:pPr>
-        <w:rPr>
-          <w:rFonts w:ascii="Cambria" w:hAnsi="Cambria"/>
-        </w:rPr>
-      </w:pPr>
-    </w:p>
-    <w:p>
-      <w:pPr>
-        <w:rPr>
-          <w:rFonts w:ascii="Cambria" w:hAnsi="Cambria"/>
-        </w:rPr>
-      </w:pPr>
-    </w:p>
-    <w:p/>
     <w:tbl>
       <w:tblPr>
         <w:tblW w:w="0" w:type="auto"/>
@@ -603,7 +628,14 @@
               <w:rPr>
                 <w:szCs w:val="22"/>
               </w:rPr>
-              <w:t>Permission to install, validate, run one controlled collection cycle, enable diagnostics, grant read-only MB PostgreSQL observability access, and prepare guarded restart capability subject to service certification.</w:t>
+              <w:t xml:space="preserve">Permission to install, validate, run one controlled collection cycle, enable diagnostics, grant read-only MB PostgreSQL observability access, and prepare guarded restart capability subject to service </w:t>
+            </w:r>
+            <w:r>
+              <w:rPr>
+                <w:szCs w:val="22"/>
+              </w:rPr>
+              <w:lastRenderedPageBreak/>
+              <w:t>certification.</w:t>
             </w:r>
           </w:p>
         </w:tc>
@@ -1181,7 +1213,14 @@
               <w:rPr>
                 <w:szCs w:val="22"/>
               </w:rPr>
-              <w:t>Uses a least-privilege read-only DB role to collect safe PostgreSQL health indicators such as connectivity, active sessions, lock waits, blocking sessions, pool-related pressure, slow-query counters when available, database size/storage signals, and recent SQLSTATE/error patterns.</w:t>
+              <w:t xml:space="preserve">Uses a least-privilege read-only DB role to collect safe PostgreSQL health </w:t>
+            </w:r>
+            <w:r>
+              <w:rPr>
+                <w:szCs w:val="22"/>
+              </w:rPr>
+              <w:lastRenderedPageBreak/>
+              <w:t>indicators such as connectivity, active sessions, lock waits, blocking sessions, pool-related pressure, slow-query counters when available, database size/storage signals, and recent SQLSTATE/error patterns.</w:t>
             </w:r>
           </w:p>
         </w:tc>
@@ -1906,6 +1945,7 @@
               <w:rPr>
                 <w:szCs w:val="22"/>
               </w:rPr>
+              <w:lastRenderedPageBreak/>
               <w:t>Authentication</w:t>
             </w:r>
           </w:p>
@@ -1974,14 +2014,7 @@
               <w:rPr>
                 <w:szCs w:val="22"/>
               </w:rPr>
-              <w:t xml:space="preserve">The policy excludes databases, caches, queues, authentication tiers, </w:t>
-            </w:r>
-            <w:r>
-              <w:rPr>
-                <w:szCs w:val="22"/>
-              </w:rPr>
-              <w:lastRenderedPageBreak/>
-              <w:t>infrastructure services, shared dependencies, failovers, and configuration changes.</w:t>
+              <w:t>The policy excludes databases, caches, queues, authentication tiers, infrastructure services, shared dependencies, failovers, and configuration changes.</w:t>
             </w:r>
           </w:p>
         </w:tc>
@@ -2005,7 +2038,6 @@
               <w:rPr>
                 <w:szCs w:val="22"/>
               </w:rPr>
-              <w:lastRenderedPageBreak/>
               <w:t>Sensitive data control</w:t>
             </w:r>
           </w:p>
@@ -2649,6 +2681,7 @@
               <w:rPr>
                 <w:szCs w:val="22"/>
               </w:rPr>
+              <w:lastRenderedPageBreak/>
               <w:t>Baseline</w:t>
             </w:r>
           </w:p>
@@ -2687,7 +2720,6 @@
           <w:sz w:val="22"/>
           <w:szCs w:val="22"/>
         </w:rPr>
-        <w:lastRenderedPageBreak/>
         <w:t>7. Validation Criteria</w:t>
       </w:r>
     </w:p>
@@ -4174,6 +4206,41 @@
       <w:color w:val="666666"/>
     </w:rPr>
   </w:style>
+  <w:style w:type="character" w:styleId="Hyperlink">
+    <w:name w:val="Hyperlink"/>
+    <w:basedOn w:val="DefaultParagraphFont"/>
+    <w:uiPriority w:val="99"/>
+    <w:unhideWhenUsed/>
+    <w:rsid w:val="0067366E"/>
+    <w:rPr>
+      <w:color w:val="467886" w:themeColor="hyperlink"/>
+      <w:u w:val="single"/>
+    </w:rPr>
+  </w:style>
+  <w:style w:type="character" w:styleId="UnresolvedMention">
+    <w:name w:val="Unresolved Mention"/>
+    <w:basedOn w:val="DefaultParagraphFont"/>
+    <w:uiPriority w:val="99"/>
+    <w:semiHidden/>
+    <w:unhideWhenUsed/>
+    <w:rsid w:val="0067366E"/>
+    <w:rPr>
+      <w:color w:val="605E5C"/>
+      <w:shd w:val="clear" w:color="auto" w:fill="E1DFDD"/>
+    </w:rPr>
+  </w:style>
+  <w:style w:type="character" w:styleId="FollowedHyperlink">
+    <w:name w:val="FollowedHyperlink"/>
+    <w:basedOn w:val="DefaultParagraphFont"/>
+    <w:uiPriority w:val="99"/>
+    <w:semiHidden/>
+    <w:unhideWhenUsed/>
+    <w:rsid w:val="0067366E"/>
+    <w:rPr>
+      <w:color w:val="96607D" w:themeColor="followedHyperlink"/>
+      <w:u w:val="single"/>
+    </w:rPr>
+  </w:style>
 </w:styles>
 </file>
 
@@ -4274,8 +4341,10 @@
   <w:rsids>
     <w:rsidRoot w:val="00D4412D"/>
     <w:rsid w:val="000E54D0"/>
+    <w:rsid w:val="001E1DC8"/>
     <w:rsid w:val="005E0F56"/>
     <w:rsid w:val="00D4412D"/>
+    <w:rsid w:val="00FA1C55"/>
   </w:rsids>
   <m:mathPr>
     <m:mathFont m:val="Cambria Math"/>
@@ -4736,18 +4805,6 @@
       <w:color w:val="666666"/>
     </w:rPr>
   </w:style>
-  <w:style w:type="paragraph" w:customStyle="1" w:styleId="C6ABF76A03564206A73CD77E5D5E4CD9">
-    <w:name w:val="C6ABF76A03564206A73CD77E5D5E4CD9"/>
-    <w:rsid w:val="00D4412D"/>
-    <w:pPr>
-      <w:spacing w:after="120" w:line="276" w:lineRule="auto"/>
-    </w:pPr>
-    <w:rPr>
-      <w:rFonts w:ascii="Aptos" w:hAnsi="Aptos"/>
-      <w:color w:val="1F2937"/>
-      <w:sz w:val="22"/>
-    </w:rPr>
-  </w:style>
   <w:style w:type="paragraph" w:customStyle="1" w:styleId="4DD4D1DF08144B7994CD8F843D441AF7">
     <w:name w:val="4DD4D1DF08144B7994CD8F843D441AF7"/>
     <w:rsid w:val="00D4412D"/>
